--- a/보관본/러시아 인권변호사/Word/6부/6부_8화_코발추크의_배후.docx
+++ b/보관본/러시아 인권변호사/Word/6부/6부_8화_코발추크의_배후.docx
@@ -1017,7 +1017,7 @@
           <w:i w:val="0"/>
           <w:sz w:val="22"/>
         </w:rPr>
-        <w:t>Формально чист. Но человек, который последние два года отвечает за его стратегию, — из окружения Захарченко. Это серьёзный вопрос к его осмотрительности, даже если не к его прямой вине.</w:t>
+        <w:t>Формально чист. Но человек, который последний год отвечает за его стратегию, — из окружения Захарченко. Это серьёзный вопрос к его осмотрительности, даже если не к его прямой вине.</w:t>
       </w:r>
     </w:p>
     <w:p>

--- a/보관본/러시아 인권변호사/Word/6부/6부_8화_코발추크의_배후.docx
+++ b/보관본/러시아 인권변호사/Word/6부/6부_8화_코발추크의_배후.docx
@@ -36,7 +36,7 @@
           <w:i w:val="0"/>
           <w:sz w:val="22"/>
         </w:rPr>
-        <w:t>아르툠 이고레비치 코발추크(포퓰리스트 후보) / 알렉세이 “료샤” 오를로프(대통령, 재선 후보) / 이리나 올레고브나 마르첸코(대통령 보좌관, 입원 중) / 카탸 리시나(비서실장) / 아나톨리 빅토로비치 그레벤시코프(선거전략가) / 키릴 안드레예비치 스미르노프(국가재정투명성청장) / 아나스타시야(나스탸) 드미트리예브나(투명성청 부청장) / 베니아민 올레고비치 스트레시네프(포렌식 회계사) / 수사관 올레그 마르첸코 / 이고리 발렌티노비치 자하르첸코(수감 중인 전 권력자) / 발레리 “발레라” 시도렌코(코발추크의 정치기술자, 자하르첸코의 전 보좌관, 신규) / 코발추크 보좌관 / 기자</w:t>
+        <w:t>아르툠 이고레비치 코발추크(포퓰리스트 후보) / 알렉세이 “료샤” 오를로프(대통령, 재선 후보) / 이리나 올레고브나 마르첸코(대통령 보좌관, 입원 중) / 카탸 리시나(비서실장) / 아나톨리 빅토로비치 그레벤시코프(선거전략가) / 키릴 안드레예비치 스미르노프(국가재정투명성청장) / 아나스타시야(나스탸) 드미트리예브나(투명성청 부청장) / 베니아민 올레고비치 스트레시네프(포렌식 회계사) / 수사관 콘스탄틴 마르첸코 / 이고리 발렌티노비치 자하르첸코(수감 중인 전 권력자) / 발레리 “발레라” 시도렌코(코발추크의 정치기술자, 자하르첸코의 전 보좌관, 신규) / 코발추크 보좌관 / 기자</w:t>
       </w:r>
     </w:p>
     <w:p>
